--- a/eng/docx/007.content.docx
+++ b/eng/docx/007.content.docx
@@ -19,7 +19,7 @@
         <w:rPr>
           <w:lang w:val="en_US" w:bidi="en_US"/>
         </w:rPr>
-        <w:t>Resource: Tyndale Open Study Notes</w:t>
+        <w:t>Resource: Aquifer Open Study Notes (Profiles)</w:t>
       </w:r>
       <w:r>
         <w:rPr>
@@ -112,7 +112,7 @@
         <w:rPr>
           <w:lang w:val="en_US" w:bidi="en_US"/>
         </w:rPr>
-        <w:t>Tyndale Open Study Notes</w:t>
+        <w:t>Aquifer Open Study Notes (Profiles)</w:t>
       </w:r>
     </w:p>
     <w:p>

--- a/eng/docx/007.content.docx
+++ b/eng/docx/007.content.docx
@@ -233,54 +233,36 @@
         </w:rPr>
         <w:t>Hagar was the Egyptian servant of Sarai, Abram’s wife. When God told Abram to leave Mesopotamia, He promised Abram many descendants and a new land (</w:t>
       </w:r>
-      <w:hyperlink r:id="rId13">
-        <w:r>
-          <w:rPr>
-            <w:lang w:val="en_US" w:bidi="en_US"/>
-          </w:rPr>
-          <w:rPr>
-            <w:color w:val="0000EE"/>
-            <w:u w:val="single"/>
-          </w:rPr>
-          <w:t>Genesis 12:2</w:t>
-        </w:r>
-      </w:hyperlink>
+      <w:r>
+        <w:rPr>
+          <w:lang w:val="en_US" w:bidi="en_US"/>
+        </w:rPr>
+        <w:t>Genesis 12:2</w:t>
+      </w:r>
       <w:r>
         <w:rPr>
           <w:lang w:val="en_US" w:bidi="en_US"/>
         </w:rPr>
         <w:t xml:space="preserve">, </w:t>
       </w:r>
-      <w:hyperlink r:id="rId14">
-        <w:r>
-          <w:rPr>
-            <w:lang w:val="en_US" w:bidi="en_US"/>
-          </w:rPr>
-          <w:rPr>
-            <w:color w:val="0000EE"/>
-            <w:u w:val="single"/>
-          </w:rPr>
-          <w:t>7</w:t>
-        </w:r>
-      </w:hyperlink>
+      <w:r>
+        <w:rPr>
+          <w:lang w:val="en_US" w:bidi="en_US"/>
+        </w:rPr>
+        <w:t>7</w:t>
+      </w:r>
       <w:r>
         <w:rPr>
           <w:lang w:val="en_US" w:bidi="en_US"/>
         </w:rPr>
         <w:t xml:space="preserve">). After ten years in Canaan without children, Sarai followed a Mesopotamian custom. She gave Hagar to Abram as a concubine (secondary wife). Any son from this union was considered the wife's child (see </w:t>
       </w:r>
-      <w:hyperlink r:id="rId15">
-        <w:r>
-          <w:rPr>
-            <w:lang w:val="en_US" w:bidi="en_US"/>
-          </w:rPr>
-          <w:rPr>
-            <w:color w:val="0000EE"/>
-            <w:u w:val="single"/>
-          </w:rPr>
-          <w:t>Genesis 30:1–8</w:t>
-        </w:r>
-      </w:hyperlink>
+      <w:r>
+        <w:rPr>
+          <w:lang w:val="en_US" w:bidi="en_US"/>
+        </w:rPr>
+        <w:t>Genesis 30:1–8</w:t>
+      </w:r>
       <w:r>
         <w:rPr>
           <w:lang w:val="en_US" w:bidi="en_US"/>
@@ -301,18 +283,12 @@
         </w:rPr>
         <w:t>Hagar became pregnant and started disrespecting Sarai. Sarai reacted by treating her harshly, so Hagar ran away into the desert (</w:t>
       </w:r>
-      <w:hyperlink r:id="rId16">
-        <w:r>
-          <w:rPr>
-            <w:lang w:val="en_US" w:bidi="en_US"/>
-          </w:rPr>
-          <w:rPr>
-            <w:color w:val="0000EE"/>
-            <w:u w:val="single"/>
-          </w:rPr>
-          <w:t>Genesis 16:4–6</w:t>
-        </w:r>
-      </w:hyperlink>
+      <w:r>
+        <w:rPr>
+          <w:lang w:val="en_US" w:bidi="en_US"/>
+        </w:rPr>
+        <w:t>Genesis 16:4–6</w:t>
+      </w:r>
       <w:r>
         <w:rPr>
           <w:lang w:val="en_US" w:bidi="en_US"/>
@@ -333,18 +309,12 @@
         </w:rPr>
         <w:t>Hagar gave birth to a son named Ishmael when Abram was eighty-six years old (</w:t>
       </w:r>
-      <w:hyperlink r:id="rId17">
-        <w:r>
-          <w:rPr>
-            <w:lang w:val="en_US" w:bidi="en_US"/>
-          </w:rPr>
-          <w:rPr>
-            <w:color w:val="0000EE"/>
-            <w:u w:val="single"/>
-          </w:rPr>
-          <w:t>Genesis 16:1–16</w:t>
-        </w:r>
-      </w:hyperlink>
+      <w:r>
+        <w:rPr>
+          <w:lang w:val="en_US" w:bidi="en_US"/>
+        </w:rPr>
+        <w:t>Genesis 16:1–16</w:t>
+      </w:r>
       <w:r>
         <w:rPr>
           <w:lang w:val="en_US" w:bidi="en_US"/>
@@ -365,54 +335,36 @@
         </w:rPr>
         <w:t>Fourteen years later, God gave Abraham and Sarah their promised son, Isaac. When Isaac was weaned, around age three, they held a traditional feast. During the event, Ishmael mocked Isaac (</w:t>
       </w:r>
-      <w:hyperlink r:id="rId18">
-        <w:r>
-          <w:rPr>
-            <w:lang w:val="en_US" w:bidi="en_US"/>
-          </w:rPr>
-          <w:rPr>
-            <w:color w:val="0000EE"/>
-            <w:u w:val="single"/>
-          </w:rPr>
-          <w:t>Genesis 21:9</w:t>
-        </w:r>
-      </w:hyperlink>
+      <w:r>
+        <w:rPr>
+          <w:lang w:val="en_US" w:bidi="en_US"/>
+        </w:rPr>
+        <w:t>Genesis 21:9</w:t>
+      </w:r>
       <w:r>
         <w:rPr>
           <w:lang w:val="en_US" w:bidi="en_US"/>
         </w:rPr>
         <w:t>), so Sarah insisted that Abraham send Hagar and Ishmael away. God supported this decision (</w:t>
       </w:r>
-      <w:hyperlink r:id="rId19">
-        <w:r>
-          <w:rPr>
-            <w:lang w:val="en_US" w:bidi="en_US"/>
-          </w:rPr>
-          <w:rPr>
-            <w:color w:val="0000EE"/>
-            <w:u w:val="single"/>
-          </w:rPr>
-          <w:t>Genesis 21:12</w:t>
-        </w:r>
-      </w:hyperlink>
+      <w:r>
+        <w:rPr>
+          <w:lang w:val="en_US" w:bidi="en_US"/>
+        </w:rPr>
+        <w:t>Genesis 21:12</w:t>
+      </w:r>
       <w:r>
         <w:rPr>
           <w:lang w:val="en_US" w:bidi="en_US"/>
         </w:rPr>
         <w:t>), so Hagar and Ishmael left to wander in the wilderness of Beersheba. When their water ran out, God miraculously saved them and promised Hagar that Ishmael would become the father of a great nation (</w:t>
       </w:r>
-      <w:hyperlink r:id="rId20">
-        <w:r>
-          <w:rPr>
-            <w:lang w:val="en_US" w:bidi="en_US"/>
-          </w:rPr>
-          <w:rPr>
-            <w:color w:val="0000EE"/>
-            <w:u w:val="single"/>
-          </w:rPr>
-          <w:t>Genesis 21:17–19</w:t>
-        </w:r>
-      </w:hyperlink>
+      <w:r>
+        <w:rPr>
+          <w:lang w:val="en_US" w:bidi="en_US"/>
+        </w:rPr>
+        <w:t>Genesis 21:17–19</w:t>
+      </w:r>
       <w:r>
         <w:rPr>
           <w:lang w:val="en_US" w:bidi="en_US"/>
@@ -433,18 +385,12 @@
         </w:rPr>
         <w:t xml:space="preserve">Paul used an analogy in </w:t>
       </w:r>
-      <w:hyperlink r:id="rId21">
-        <w:r>
-          <w:rPr>
-            <w:lang w:val="en_US" w:bidi="en_US"/>
-          </w:rPr>
-          <w:rPr>
-            <w:color w:val="0000EE"/>
-            <w:u w:val="single"/>
-          </w:rPr>
-          <w:t>Galatians 4:22–31</w:t>
-        </w:r>
-      </w:hyperlink>
+      <w:r>
+        <w:rPr>
+          <w:lang w:val="en_US" w:bidi="en_US"/>
+        </w:rPr>
+        <w:t>Galatians 4:22–31</w:t>
+      </w:r>
       <w:r>
         <w:rPr>
           <w:lang w:val="en_US" w:bidi="en_US"/>
@@ -474,72 +420,48 @@
           <w:lang w:val="en_US" w:bidi="en_US"/>
         </w:rPr>
       </w:r>
-      <w:hyperlink r:id="rId17">
-        <w:r>
-          <w:rPr>
-            <w:lang w:val="en_US" w:bidi="en_US"/>
-          </w:rPr>
-          <w:rPr>
-            <w:color w:val="0000EE"/>
-            <w:u w:val="single"/>
-          </w:rPr>
-          <w:t>Genesis 16:1–16</w:t>
-        </w:r>
-      </w:hyperlink>
+      <w:r>
+        <w:rPr>
+          <w:lang w:val="en_US" w:bidi="en_US"/>
+        </w:rPr>
+        <w:t>Genesis 16:1–16</w:t>
+      </w:r>
       <w:r>
         <w:rPr>
           <w:lang w:val="en_US" w:bidi="en_US"/>
         </w:rPr>
         <w:t xml:space="preserve">; </w:t>
       </w:r>
-      <w:hyperlink r:id="rId22">
-        <w:r>
-          <w:rPr>
-            <w:lang w:val="en_US" w:bidi="en_US"/>
-          </w:rPr>
-          <w:rPr>
-            <w:color w:val="0000EE"/>
-            <w:u w:val="single"/>
-          </w:rPr>
-          <w:t>21:9–21</w:t>
-        </w:r>
-      </w:hyperlink>
+      <w:r>
+        <w:rPr>
+          <w:lang w:val="en_US" w:bidi="en_US"/>
+        </w:rPr>
+        <w:t>21:9–21</w:t>
+      </w:r>
       <w:r>
         <w:rPr>
           <w:lang w:val="en_US" w:bidi="en_US"/>
         </w:rPr>
         <w:t xml:space="preserve">; </w:t>
       </w:r>
-      <w:hyperlink r:id="rId23">
-        <w:r>
-          <w:rPr>
-            <w:lang w:val="en_US" w:bidi="en_US"/>
-          </w:rPr>
-          <w:rPr>
-            <w:color w:val="0000EE"/>
-            <w:u w:val="single"/>
-          </w:rPr>
-          <w:t>25:12</w:t>
-        </w:r>
-      </w:hyperlink>
+      <w:r>
+        <w:rPr>
+          <w:lang w:val="en_US" w:bidi="en_US"/>
+        </w:rPr>
+        <w:t>25:12</w:t>
+      </w:r>
       <w:r>
         <w:rPr>
           <w:lang w:val="en_US" w:bidi="en_US"/>
         </w:rPr>
         <w:t xml:space="preserve">; </w:t>
       </w:r>
-      <w:hyperlink r:id="rId21">
-        <w:r>
-          <w:rPr>
-            <w:lang w:val="en_US" w:bidi="en_US"/>
-          </w:rPr>
-          <w:rPr>
-            <w:color w:val="0000EE"/>
-            <w:u w:val="single"/>
-          </w:rPr>
-          <w:t>Galatians 4:22–31</w:t>
-        </w:r>
-      </w:hyperlink>
+      <w:r>
+        <w:rPr>
+          <w:lang w:val="en_US" w:bidi="en_US"/>
+        </w:rPr>
+        <w:t>Galatians 4:22–31</w:t>
+      </w:r>
       <w:r>
         <w:rPr>
           <w:lang w:val="en_US" w:bidi="en_US"/>
@@ -602,72 +524,48 @@
         </w:rPr>
         <w:t xml:space="preserve">However, it also created problems for the Jewish people because Greek customs often went against Jewish beliefs. These problems became very serious in the 160s BC. Greek rulers tried to force the Jewish people to abandon their faith. Greek culture later mixed with Roman rule to prepare the way for the Messiah (God's chosen one), just as the prophet Daniel had said would happen. This era's history is accurately described in several of Daniel’s prophecies (see </w:t>
       </w:r>
-      <w:hyperlink r:id="rId24">
-        <w:r>
-          <w:rPr>
-            <w:lang w:val="en_US" w:bidi="en_US"/>
-          </w:rPr>
-          <w:rPr>
-            <w:color w:val="0000EE"/>
-            <w:u w:val="single"/>
-          </w:rPr>
-          <w:t>Daniel 7:6</w:t>
-        </w:r>
-      </w:hyperlink>
+      <w:r>
+        <w:rPr>
+          <w:lang w:val="en_US" w:bidi="en_US"/>
+        </w:rPr>
+        <w:t>Daniel 7:6</w:t>
+      </w:r>
       <w:r>
         <w:rPr>
           <w:lang w:val="en_US" w:bidi="en_US"/>
         </w:rPr>
         <w:t xml:space="preserve">; </w:t>
       </w:r>
-      <w:hyperlink r:id="rId25">
-        <w:r>
-          <w:rPr>
-            <w:lang w:val="en_US" w:bidi="en_US"/>
-          </w:rPr>
-          <w:rPr>
-            <w:color w:val="0000EE"/>
-            <w:u w:val="single"/>
-          </w:rPr>
-          <w:t>8:8–14</w:t>
-        </w:r>
-      </w:hyperlink>
+      <w:r>
+        <w:rPr>
+          <w:lang w:val="en_US" w:bidi="en_US"/>
+        </w:rPr>
+        <w:t>8:8–14</w:t>
+      </w:r>
       <w:r>
         <w:rPr>
           <w:lang w:val="en_US" w:bidi="en_US"/>
         </w:rPr>
         <w:t xml:space="preserve">, </w:t>
       </w:r>
-      <w:hyperlink r:id="rId26">
-        <w:r>
-          <w:rPr>
-            <w:lang w:val="en_US" w:bidi="en_US"/>
-          </w:rPr>
-          <w:rPr>
-            <w:color w:val="0000EE"/>
-            <w:u w:val="single"/>
-          </w:rPr>
-          <w:t>21–26</w:t>
-        </w:r>
-      </w:hyperlink>
+      <w:r>
+        <w:rPr>
+          <w:lang w:val="en_US" w:bidi="en_US"/>
+        </w:rPr>
+        <w:t>21–26</w:t>
+      </w:r>
       <w:r>
         <w:rPr>
           <w:lang w:val="en_US" w:bidi="en_US"/>
         </w:rPr>
         <w:t xml:space="preserve">; </w:t>
       </w:r>
-      <w:hyperlink r:id="rId27">
-        <w:r>
-          <w:rPr>
-            <w:lang w:val="en_US" w:bidi="en_US"/>
-          </w:rPr>
-          <w:rPr>
-            <w:color w:val="0000EE"/>
-            <w:u w:val="single"/>
-          </w:rPr>
-          <w:t>11:4–45</w:t>
-        </w:r>
-      </w:hyperlink>
+      <w:r>
+        <w:rPr>
+          <w:lang w:val="en_US" w:bidi="en_US"/>
+        </w:rPr>
+        <w:t>11:4–45</w:t>
+      </w:r>
       <w:r>
         <w:rPr>
           <w:lang w:val="en_US" w:bidi="en_US"/>
@@ -958,18 +856,12 @@
         </w:rPr>
         <w:t xml:space="preserve">During the 200s BC, the Ptolemies and the Seleucids fought many wars over Palestine. </w:t>
       </w:r>
-      <w:hyperlink r:id="rId28">
-        <w:r>
-          <w:rPr>
-            <w:lang w:val="en_US" w:bidi="en_US"/>
-          </w:rPr>
-          <w:rPr>
-            <w:color w:val="0000EE"/>
-            <w:u w:val="single"/>
-          </w:rPr>
-          <w:t>Daniel 11</w:t>
-        </w:r>
-      </w:hyperlink>
+      <w:r>
+        <w:rPr>
+          <w:lang w:val="en_US" w:bidi="en_US"/>
+        </w:rPr>
+        <w:t>Daniel 11</w:t>
+      </w:r>
       <w:r>
         <w:rPr>
           <w:lang w:val="en_US" w:bidi="en_US"/>
@@ -1001,18 +893,12 @@
         </w:rPr>
         <w:t xml:space="preserve">Ptolemy I and his descendants (known as the "king of the south" in </w:t>
       </w:r>
-      <w:hyperlink r:id="rId28">
-        <w:r>
-          <w:rPr>
-            <w:lang w:val="en_US" w:bidi="en_US"/>
-          </w:rPr>
-          <w:rPr>
-            <w:color w:val="0000EE"/>
-            <w:u w:val="single"/>
-          </w:rPr>
-          <w:t>Daniel 11</w:t>
-        </w:r>
-      </w:hyperlink>
+      <w:r>
+        <w:rPr>
+          <w:lang w:val="en_US" w:bidi="en_US"/>
+        </w:rPr>
+        <w:t>Daniel 11</w:t>
+      </w:r>
       <w:r>
         <w:rPr>
           <w:lang w:val="en_US" w:bidi="en_US"/>
@@ -1044,18 +930,12 @@
         </w:rPr>
         <w:t xml:space="preserve">Seleucus I and his descendants (known as the "king of the north" in </w:t>
       </w:r>
-      <w:hyperlink r:id="rId28">
-        <w:r>
-          <w:rPr>
-            <w:lang w:val="en_US" w:bidi="en_US"/>
-          </w:rPr>
-          <w:rPr>
-            <w:color w:val="0000EE"/>
-            <w:u w:val="single"/>
-          </w:rPr>
-          <w:t>Daniel 11</w:t>
-        </w:r>
-      </w:hyperlink>
+      <w:r>
+        <w:rPr>
+          <w:lang w:val="en_US" w:bidi="en_US"/>
+        </w:rPr>
+        <w:t>Daniel 11</w:t>
+      </w:r>
       <w:r>
         <w:rPr>
           <w:lang w:val="en_US" w:bidi="en_US"/>
@@ -1088,18 +968,12 @@
         </w:rPr>
         <w:t>" (</w:t>
       </w:r>
-      <w:hyperlink r:id="rId29">
-        <w:r>
-          <w:rPr>
-            <w:lang w:val="en_US" w:bidi="en_US"/>
-          </w:rPr>
-          <w:rPr>
-            <w:color w:val="0000EE"/>
-            <w:u w:val="single"/>
-          </w:rPr>
-          <w:t>Daniel 11:31</w:t>
-        </w:r>
-      </w:hyperlink>
+      <w:r>
+        <w:rPr>
+          <w:lang w:val="en_US" w:bidi="en_US"/>
+        </w:rPr>
+        <w:t>Daniel 11:31</w:t>
+      </w:r>
       <w:r>
         <w:rPr>
           <w:lang w:val="en_US" w:bidi="en_US"/>
@@ -1129,18 +1003,12 @@
           <w:lang w:val="en_US" w:bidi="en_US"/>
         </w:rPr>
       </w:r>
-      <w:hyperlink r:id="rId30">
-        <w:r>
-          <w:rPr>
-            <w:lang w:val="en_US" w:bidi="en_US"/>
-          </w:rPr>
-          <w:rPr>
-            <w:color w:val="0000EE"/>
-            <w:u w:val="single"/>
-          </w:rPr>
-          <w:t>Daniel 11:4–39</w:t>
-        </w:r>
-      </w:hyperlink>
+      <w:r>
+        <w:rPr>
+          <w:lang w:val="en_US" w:bidi="en_US"/>
+        </w:rPr>
+        <w:t>Daniel 11:4–39</w:t>
+      </w:r>
       <w:r>
         <w:rPr>
           <w:lang w:val="en_US" w:bidi="en_US"/>
@@ -1245,36 +1113,24 @@
         </w:rPr>
         <w:t>Agrippa actively persecuted early Christians. He is known for killing the apostle James and arresting Peter, actions that pleased the Jews (</w:t>
       </w:r>
-      <w:hyperlink r:id="rId31">
-        <w:r>
-          <w:rPr>
-            <w:lang w:val="en_US" w:bidi="en_US"/>
-          </w:rPr>
-          <w:rPr>
-            <w:color w:val="0000EE"/>
-            <w:u w:val="single"/>
-          </w:rPr>
-          <w:t>Acts 12:1–4</w:t>
-        </w:r>
-      </w:hyperlink>
+      <w:r>
+        <w:rPr>
+          <w:lang w:val="en_US" w:bidi="en_US"/>
+        </w:rPr>
+        <w:t>Acts 12:1–4</w:t>
+      </w:r>
       <w:r>
         <w:rPr>
           <w:lang w:val="en_US" w:bidi="en_US"/>
         </w:rPr>
         <w:t>). The Jews liked him more than any other Herod. Agrippa died suddenly in AD 44, soon after his subjects praised him as a god (</w:t>
       </w:r>
-      <w:hyperlink r:id="rId32">
-        <w:r>
-          <w:rPr>
-            <w:lang w:val="en_US" w:bidi="en_US"/>
-          </w:rPr>
-          <w:rPr>
-            <w:color w:val="0000EE"/>
-            <w:u w:val="single"/>
-          </w:rPr>
-          <w:t>Acts 12:20–23</w:t>
-        </w:r>
-      </w:hyperlink>
+      <w:r>
+        <w:rPr>
+          <w:lang w:val="en_US" w:bidi="en_US"/>
+        </w:rPr>
+        <w:t>Acts 12:20–23</w:t>
+      </w:r>
       <w:r>
         <w:rPr>
           <w:lang w:val="en_US" w:bidi="en_US"/>
@@ -1330,36 +1186,24 @@
           <w:lang w:val="en_US" w:bidi="en_US"/>
         </w:rPr>
       </w:r>
-      <w:hyperlink r:id="rId31">
-        <w:r>
-          <w:rPr>
-            <w:lang w:val="en_US" w:bidi="en_US"/>
-          </w:rPr>
-          <w:rPr>
-            <w:color w:val="0000EE"/>
-            <w:u w:val="single"/>
-          </w:rPr>
-          <w:t>Acts 12:1–4</w:t>
-        </w:r>
-      </w:hyperlink>
+      <w:r>
+        <w:rPr>
+          <w:lang w:val="en_US" w:bidi="en_US"/>
+        </w:rPr>
+        <w:t>Acts 12:1–4</w:t>
+      </w:r>
       <w:r>
         <w:rPr>
           <w:lang w:val="en_US" w:bidi="en_US"/>
         </w:rPr>
         <w:t xml:space="preserve">, </w:t>
       </w:r>
-      <w:hyperlink r:id="rId33">
-        <w:r>
-          <w:rPr>
-            <w:lang w:val="en_US" w:bidi="en_US"/>
-          </w:rPr>
-          <w:rPr>
-            <w:color w:val="0000EE"/>
-            <w:u w:val="single"/>
-          </w:rPr>
-          <w:t>18–23</w:t>
-        </w:r>
-      </w:hyperlink>
+      <w:r>
+        <w:rPr>
+          <w:lang w:val="en_US" w:bidi="en_US"/>
+        </w:rPr>
+        <w:t>18–23</w:t>
+      </w:r>
       <w:r>
         <w:rPr>
           <w:lang w:val="en_US" w:bidi="en_US"/>
@@ -1408,18 +1252,12 @@
         </w:rPr>
         <w:t>Herod Agrippa II was the son of Herod Agrippa I. He became king after his father and ruled in Palestine from AD 50 to 100. He eventually controlled about the same area as his great-grandfather, Herod the Great. Agrippa II managed the temple treasury and could appoint the high priest. He was unpopular among Jews because of his inappropriate sexual relationship with his sister Bernice. The Romans asked for his advice on religious matters. This is likely why Festus invited him to hear the apostle Paul's defense at Caesarea in AD 59 (</w:t>
       </w:r>
-      <w:hyperlink r:id="rId34">
-        <w:r>
-          <w:rPr>
-            <w:lang w:val="en_US" w:bidi="en_US"/>
-          </w:rPr>
-          <w:rPr>
-            <w:color w:val="0000EE"/>
-            <w:u w:val="single"/>
-          </w:rPr>
-          <w:t>Acts 25:13–26:32</w:t>
-        </w:r>
-      </w:hyperlink>
+      <w:r>
+        <w:rPr>
+          <w:lang w:val="en_US" w:bidi="en_US"/>
+        </w:rPr>
+        <w:t>Acts 25:13–26:32</w:t>
+      </w:r>
       <w:r>
         <w:rPr>
           <w:lang w:val="en_US" w:bidi="en_US"/>
@@ -1569,18 +1407,12 @@
           <w:lang w:val="en_US" w:bidi="en_US"/>
         </w:rPr>
       </w:r>
-      <w:hyperlink r:id="rId34">
-        <w:r>
-          <w:rPr>
-            <w:lang w:val="en_US" w:bidi="en_US"/>
-          </w:rPr>
-          <w:rPr>
-            <w:color w:val="0000EE"/>
-            <w:u w:val="single"/>
-          </w:rPr>
-          <w:t>Acts 25:13–26:32</w:t>
-        </w:r>
-      </w:hyperlink>
+      <w:r>
+        <w:rPr>
+          <w:lang w:val="en_US" w:bidi="en_US"/>
+        </w:rPr>
+        <w:t>Acts 25:13–26:32</w:t>
+      </w:r>
       <w:r>
         <w:rPr>
           <w:lang w:val="en_US" w:bidi="en_US"/>
@@ -1657,72 +1489,48 @@
         </w:rPr>
         <w:t>Herod Antipas upset many Jews by divorcing his wife and marrying Herodias, who was his half-brother, Herod Philip's wife. This marriage broke the law of Moses because Herod's brother Philip was still alive (</w:t>
       </w:r>
-      <w:hyperlink r:id="rId35">
-        <w:r>
-          <w:rPr>
-            <w:lang w:val="en_US" w:bidi="en_US"/>
-          </w:rPr>
-          <w:rPr>
-            <w:color w:val="0000EE"/>
-            <w:u w:val="single"/>
-          </w:rPr>
-          <w:t>Leviticus 18:16</w:t>
-        </w:r>
-      </w:hyperlink>
+      <w:r>
+        <w:rPr>
+          <w:lang w:val="en_US" w:bidi="en_US"/>
+        </w:rPr>
+        <w:t>Leviticus 18:16</w:t>
+      </w:r>
       <w:r>
         <w:rPr>
           <w:lang w:val="en_US" w:bidi="en_US"/>
         </w:rPr>
         <w:t xml:space="preserve">; </w:t>
       </w:r>
-      <w:hyperlink r:id="rId36">
-        <w:r>
-          <w:rPr>
-            <w:lang w:val="en_US" w:bidi="en_US"/>
-          </w:rPr>
-          <w:rPr>
-            <w:color w:val="0000EE"/>
-            <w:u w:val="single"/>
-          </w:rPr>
-          <w:t>20:21</w:t>
-        </w:r>
-      </w:hyperlink>
+      <w:r>
+        <w:rPr>
+          <w:lang w:val="en_US" w:bidi="en_US"/>
+        </w:rPr>
+        <w:t>20:21</w:t>
+      </w:r>
       <w:r>
         <w:rPr>
           <w:lang w:val="en_US" w:bidi="en_US"/>
         </w:rPr>
         <w:t>). When John the Baptist strongly criticized this unlawful marriage, Antipas imprisoned him (</w:t>
       </w:r>
-      <w:hyperlink r:id="rId37">
-        <w:r>
-          <w:rPr>
-            <w:lang w:val="en_US" w:bidi="en_US"/>
-          </w:rPr>
-          <w:rPr>
-            <w:color w:val="0000EE"/>
-            <w:u w:val="single"/>
-          </w:rPr>
-          <w:t>Mark 6:17–18</w:t>
-        </w:r>
-      </w:hyperlink>
+      <w:r>
+        <w:rPr>
+          <w:lang w:val="en_US" w:bidi="en_US"/>
+        </w:rPr>
+        <w:t>Mark 6:17–18</w:t>
+      </w:r>
       <w:r>
         <w:rPr>
           <w:lang w:val="en_US" w:bidi="en_US"/>
         </w:rPr>
         <w:t>). Herod feared that John's criticism would cause an uprising against him (Antiquities 18.5.2). Later, at a banquet, Herodias's daughter impressed Herod with her dancing. This led him to make a reckless promise to give her anything she wanted. Herodias used this chance to have John beheaded (</w:t>
       </w:r>
-      <w:hyperlink r:id="rId38">
-        <w:r>
-          <w:rPr>
-            <w:lang w:val="en_US" w:bidi="en_US"/>
-          </w:rPr>
-          <w:rPr>
-            <w:color w:val="0000EE"/>
-            <w:u w:val="single"/>
-          </w:rPr>
-          <w:t>Matthew 14:1–12</w:t>
-        </w:r>
-      </w:hyperlink>
+      <w:r>
+        <w:rPr>
+          <w:lang w:val="en_US" w:bidi="en_US"/>
+        </w:rPr>
+        <w:t>Matthew 14:1–12</w:t>
+      </w:r>
       <w:r>
         <w:rPr>
           <w:lang w:val="en_US" w:bidi="en_US"/>
@@ -1743,54 +1551,36 @@
         </w:rPr>
         <w:t>When Jesus was finally arrested, Pilate could find no fault in Jesus, so he sent him to Herod Antipas, who was in Jerusalem for Passover. Pilate may also have been attempting to improve his relationship with Antipas. Their relationship had been troubled since the massacre in Galilee (</w:t>
       </w:r>
-      <w:hyperlink r:id="rId39">
-        <w:r>
-          <w:rPr>
-            <w:lang w:val="en_US" w:bidi="en_US"/>
-          </w:rPr>
-          <w:rPr>
-            <w:color w:val="0000EE"/>
-            <w:u w:val="single"/>
-          </w:rPr>
-          <w:t>Luke 13:1</w:t>
-        </w:r>
-      </w:hyperlink>
+      <w:r>
+        <w:rPr>
+          <w:lang w:val="en_US" w:bidi="en_US"/>
+        </w:rPr>
+        <w:t>Luke 13:1</w:t>
+      </w:r>
       <w:r>
         <w:rPr>
           <w:lang w:val="en_US" w:bidi="en_US"/>
         </w:rPr>
         <w:t>). Pilate had also brought shields with the image of Tiberius to Jerusalem. These were blasphemous to the Jews (Philo, On the Embassy to Gaius 299–304). These actions greatly disrespected God and his laws, which deeply offended the Jewish people. When Jesus was brought before Antipas, Herod only mocked him and sent him back to Pilate (</w:t>
       </w:r>
-      <w:hyperlink r:id="rId40">
-        <w:r>
-          <w:rPr>
-            <w:lang w:val="en_US" w:bidi="en_US"/>
-          </w:rPr>
-          <w:rPr>
-            <w:color w:val="0000EE"/>
-            <w:u w:val="single"/>
-          </w:rPr>
-          <w:t>Luke 23:6–11</w:t>
-        </w:r>
-      </w:hyperlink>
+      <w:r>
+        <w:rPr>
+          <w:lang w:val="en_US" w:bidi="en_US"/>
+        </w:rPr>
+        <w:t>Luke 23:6–11</w:t>
+      </w:r>
       <w:r>
         <w:rPr>
           <w:lang w:val="en_US" w:bidi="en_US"/>
         </w:rPr>
         <w:t>). The main political effect of this event was that Herod and Pilate's relationship improved (</w:t>
       </w:r>
-      <w:hyperlink r:id="rId41">
-        <w:r>
-          <w:rPr>
-            <w:lang w:val="en_US" w:bidi="en_US"/>
-          </w:rPr>
-          <w:rPr>
-            <w:color w:val="0000EE"/>
-            <w:u w:val="single"/>
-          </w:rPr>
-          <w:t>Luke 23:12</w:t>
-        </w:r>
-      </w:hyperlink>
+      <w:r>
+        <w:rPr>
+          <w:lang w:val="en_US" w:bidi="en_US"/>
+        </w:rPr>
+        <w:t>Luke 23:12</w:t>
+      </w:r>
       <w:r>
         <w:rPr>
           <w:lang w:val="en_US" w:bidi="en_US"/>
@@ -1834,180 +1624,120 @@
           <w:lang w:val="en_US" w:bidi="en_US"/>
         </w:rPr>
       </w:r>
-      <w:hyperlink r:id="rId38">
-        <w:r>
-          <w:rPr>
-            <w:lang w:val="en_US" w:bidi="en_US"/>
-          </w:rPr>
-          <w:rPr>
-            <w:color w:val="0000EE"/>
-            <w:u w:val="single"/>
-          </w:rPr>
-          <w:t>Matthew 14:1–12</w:t>
-        </w:r>
-      </w:hyperlink>
+      <w:r>
+        <w:rPr>
+          <w:lang w:val="en_US" w:bidi="en_US"/>
+        </w:rPr>
+        <w:t>Matthew 14:1–12</w:t>
+      </w:r>
       <w:r>
         <w:rPr>
           <w:lang w:val="en_US" w:bidi="en_US"/>
         </w:rPr>
         <w:t xml:space="preserve">; </w:t>
       </w:r>
-      <w:hyperlink r:id="rId42">
-        <w:r>
-          <w:rPr>
-            <w:lang w:val="en_US" w:bidi="en_US"/>
-          </w:rPr>
-          <w:rPr>
-            <w:color w:val="0000EE"/>
-            <w:u w:val="single"/>
-          </w:rPr>
-          <w:t>Mark 1:14</w:t>
-        </w:r>
-      </w:hyperlink>
+      <w:r>
+        <w:rPr>
+          <w:lang w:val="en_US" w:bidi="en_US"/>
+        </w:rPr>
+        <w:t>Mark 1:14</w:t>
+      </w:r>
       <w:r>
         <w:rPr>
           <w:lang w:val="en_US" w:bidi="en_US"/>
         </w:rPr>
         <w:t xml:space="preserve">; </w:t>
       </w:r>
-      <w:hyperlink r:id="rId43">
-        <w:r>
-          <w:rPr>
-            <w:lang w:val="en_US" w:bidi="en_US"/>
-          </w:rPr>
-          <w:rPr>
-            <w:color w:val="0000EE"/>
-            <w:u w:val="single"/>
-          </w:rPr>
-          <w:t>6:14–29</w:t>
-        </w:r>
-      </w:hyperlink>
+      <w:r>
+        <w:rPr>
+          <w:lang w:val="en_US" w:bidi="en_US"/>
+        </w:rPr>
+        <w:t>6:14–29</w:t>
+      </w:r>
       <w:r>
         <w:rPr>
           <w:lang w:val="en_US" w:bidi="en_US"/>
         </w:rPr>
         <w:t xml:space="preserve">; </w:t>
       </w:r>
-      <w:hyperlink r:id="rId44">
-        <w:r>
-          <w:rPr>
-            <w:lang w:val="en_US" w:bidi="en_US"/>
-          </w:rPr>
-          <w:rPr>
-            <w:color w:val="0000EE"/>
-            <w:u w:val="single"/>
-          </w:rPr>
-          <w:t>Luke 3:1</w:t>
-        </w:r>
-      </w:hyperlink>
+      <w:r>
+        <w:rPr>
+          <w:lang w:val="en_US" w:bidi="en_US"/>
+        </w:rPr>
+        <w:t>Luke 3:1</w:t>
+      </w:r>
       <w:r>
         <w:rPr>
           <w:lang w:val="en_US" w:bidi="en_US"/>
         </w:rPr>
         <w:t xml:space="preserve">, </w:t>
       </w:r>
-      <w:hyperlink r:id="rId45">
-        <w:r>
-          <w:rPr>
-            <w:lang w:val="en_US" w:bidi="en_US"/>
-          </w:rPr>
-          <w:rPr>
-            <w:color w:val="0000EE"/>
-            <w:u w:val="single"/>
-          </w:rPr>
-          <w:t>19–20</w:t>
-        </w:r>
-      </w:hyperlink>
+      <w:r>
+        <w:rPr>
+          <w:lang w:val="en_US" w:bidi="en_US"/>
+        </w:rPr>
+        <w:t>19–20</w:t>
+      </w:r>
       <w:r>
         <w:rPr>
           <w:lang w:val="en_US" w:bidi="en_US"/>
         </w:rPr>
         <w:t xml:space="preserve">; </w:t>
       </w:r>
-      <w:hyperlink r:id="rId46">
-        <w:r>
-          <w:rPr>
-            <w:lang w:val="en_US" w:bidi="en_US"/>
-          </w:rPr>
-          <w:rPr>
-            <w:color w:val="0000EE"/>
-            <w:u w:val="single"/>
-          </w:rPr>
-          <w:t>9:7–9</w:t>
-        </w:r>
-      </w:hyperlink>
+      <w:r>
+        <w:rPr>
+          <w:lang w:val="en_US" w:bidi="en_US"/>
+        </w:rPr>
+        <w:t>9:7–9</w:t>
+      </w:r>
       <w:r>
         <w:rPr>
           <w:lang w:val="en_US" w:bidi="en_US"/>
         </w:rPr>
         <w:t xml:space="preserve">; </w:t>
       </w:r>
-      <w:hyperlink r:id="rId47">
-        <w:r>
-          <w:rPr>
-            <w:lang w:val="en_US" w:bidi="en_US"/>
-          </w:rPr>
-          <w:rPr>
-            <w:color w:val="0000EE"/>
-            <w:u w:val="single"/>
-          </w:rPr>
-          <w:t>13:31–33</w:t>
-        </w:r>
-      </w:hyperlink>
+      <w:r>
+        <w:rPr>
+          <w:lang w:val="en_US" w:bidi="en_US"/>
+        </w:rPr>
+        <w:t>13:31–33</w:t>
+      </w:r>
       <w:r>
         <w:rPr>
           <w:lang w:val="en_US" w:bidi="en_US"/>
         </w:rPr>
         <w:t xml:space="preserve">; </w:t>
       </w:r>
-      <w:hyperlink r:id="rId48">
-        <w:r>
-          <w:rPr>
-            <w:lang w:val="en_US" w:bidi="en_US"/>
-          </w:rPr>
-          <w:rPr>
-            <w:color w:val="0000EE"/>
-            <w:u w:val="single"/>
-          </w:rPr>
-          <w:t>23:7–12</w:t>
-        </w:r>
-      </w:hyperlink>
+      <w:r>
+        <w:rPr>
+          <w:lang w:val="en_US" w:bidi="en_US"/>
+        </w:rPr>
+        <w:t>23:7–12</w:t>
+      </w:r>
       <w:r>
         <w:rPr>
           <w:lang w:val="en_US" w:bidi="en_US"/>
         </w:rPr>
         <w:t xml:space="preserve">, </w:t>
       </w:r>
-      <w:hyperlink r:id="rId49">
-        <w:r>
-          <w:rPr>
-            <w:lang w:val="en_US" w:bidi="en_US"/>
-          </w:rPr>
-          <w:rPr>
-            <w:color w:val="0000EE"/>
-            <w:u w:val="single"/>
-          </w:rPr>
-          <w:t>15</w:t>
-        </w:r>
-      </w:hyperlink>
+      <w:r>
+        <w:rPr>
+          <w:lang w:val="en_US" w:bidi="en_US"/>
+        </w:rPr>
+        <w:t>15</w:t>
+      </w:r>
       <w:r>
         <w:rPr>
           <w:lang w:val="en_US" w:bidi="en_US"/>
         </w:rPr>
         <w:t xml:space="preserve">; </w:t>
       </w:r>
-      <w:hyperlink r:id="rId50">
-        <w:r>
-          <w:rPr>
-            <w:lang w:val="en_US" w:bidi="en_US"/>
-          </w:rPr>
-          <w:rPr>
-            <w:color w:val="0000EE"/>
-            <w:u w:val="single"/>
-          </w:rPr>
-          <w:t>Acts 4:27</w:t>
-        </w:r>
-      </w:hyperlink>
+      <w:r>
+        <w:rPr>
+          <w:lang w:val="en_US" w:bidi="en_US"/>
+        </w:rPr>
+        <w:t>Acts 4:27</w:t>
+      </w:r>
       <w:r>
         <w:rPr>
           <w:lang w:val="en_US" w:bidi="en_US"/>
@@ -2056,36 +1786,24 @@
         </w:rPr>
         <w:t>Herod the Great was the Roman-appointed king of Judea from 37 to 4 BC. Herod the Great was king when Jesus was born (</w:t>
       </w:r>
-      <w:hyperlink r:id="rId51">
-        <w:r>
-          <w:rPr>
-            <w:lang w:val="en_US" w:bidi="en_US"/>
-          </w:rPr>
-          <w:rPr>
-            <w:color w:val="0000EE"/>
-            <w:u w:val="single"/>
-          </w:rPr>
-          <w:t>Matthew 2:1</w:t>
-        </w:r>
-      </w:hyperlink>
+      <w:r>
+        <w:rPr>
+          <w:lang w:val="en_US" w:bidi="en_US"/>
+        </w:rPr>
+        <w:t>Matthew 2:1</w:t>
+      </w:r>
       <w:r>
         <w:rPr>
           <w:lang w:val="en_US" w:bidi="en_US"/>
         </w:rPr>
         <w:t xml:space="preserve">; </w:t>
       </w:r>
-      <w:hyperlink r:id="rId52">
-        <w:r>
-          <w:rPr>
-            <w:lang w:val="en_US" w:bidi="en_US"/>
-          </w:rPr>
-          <w:rPr>
-            <w:color w:val="0000EE"/>
-            <w:u w:val="single"/>
-          </w:rPr>
-          <w:t>Luke 1:5</w:t>
-        </w:r>
-      </w:hyperlink>
+      <w:r>
+        <w:rPr>
+          <w:lang w:val="en_US" w:bidi="en_US"/>
+        </w:rPr>
+        <w:t>Luke 1:5</w:t>
+      </w:r>
       <w:r>
         <w:rPr>
           <w:lang w:val="en_US" w:bidi="en_US"/>
@@ -2185,18 +1903,12 @@
         </w:rPr>
         <w:t xml:space="preserve">). When Jesus was born near the end of Herod’s reign and Herod heard him called a future “king,” he tried to have him killed. Unable to find the boy, Herod ordered the killing of all boys under two years old in the Bethlehem area (see </w:t>
       </w:r>
-      <w:hyperlink r:id="rId53">
-        <w:r>
-          <w:rPr>
-            <w:lang w:val="en_US" w:bidi="en_US"/>
-          </w:rPr>
-          <w:rPr>
-            <w:color w:val="0000EE"/>
-            <w:u w:val="single"/>
-          </w:rPr>
-          <w:t>Matthew 2:1–20</w:t>
-        </w:r>
-      </w:hyperlink>
+      <w:r>
+        <w:rPr>
+          <w:lang w:val="en_US" w:bidi="en_US"/>
+        </w:rPr>
+        <w:t>Matthew 2:1–20</w:t>
+      </w:r>
       <w:r>
         <w:rPr>
           <w:lang w:val="en_US" w:bidi="en_US"/>
@@ -2240,36 +1952,24 @@
           <w:lang w:val="en_US" w:bidi="en_US"/>
         </w:rPr>
       </w:r>
-      <w:hyperlink r:id="rId53">
-        <w:r>
-          <w:rPr>
-            <w:lang w:val="en_US" w:bidi="en_US"/>
-          </w:rPr>
-          <w:rPr>
-            <w:color w:val="0000EE"/>
-            <w:u w:val="single"/>
-          </w:rPr>
-          <w:t>Matthew 2:1–20</w:t>
-        </w:r>
-      </w:hyperlink>
+      <w:r>
+        <w:rPr>
+          <w:lang w:val="en_US" w:bidi="en_US"/>
+        </w:rPr>
+        <w:t>Matthew 2:1–20</w:t>
+      </w:r>
       <w:r>
         <w:rPr>
           <w:lang w:val="en_US" w:bidi="en_US"/>
         </w:rPr>
         <w:t xml:space="preserve">; </w:t>
       </w:r>
-      <w:hyperlink r:id="rId52">
-        <w:r>
-          <w:rPr>
-            <w:lang w:val="en_US" w:bidi="en_US"/>
-          </w:rPr>
-          <w:rPr>
-            <w:color w:val="0000EE"/>
-            <w:u w:val="single"/>
-          </w:rPr>
-          <w:t>Luke 1:5</w:t>
-        </w:r>
-      </w:hyperlink>
+      <w:r>
+        <w:rPr>
+          <w:lang w:val="en_US" w:bidi="en_US"/>
+        </w:rPr>
+        <w:t>Luke 1:5</w:t>
+      </w:r>
       <w:r>
         <w:rPr>
           <w:lang w:val="en_US" w:bidi="en_US"/>
@@ -2318,18 +2018,12 @@
         </w:rPr>
         <w:t>Hezekiah was one of Judah’s best kings. He ruled from 728 to 686 BC. His father, Ahaz, stopped worshiping God. But Hezekiah encouraged true worship of God. He fixed the temple doors, had the Levites prepare themselves for holy service, and restarted religious ceremonies. He offered sacrifices, restored the priestly temple service, and invited people from Judah and Israel to celebrate Passover in Jerusalem (</w:t>
       </w:r>
-      <w:hyperlink r:id="rId54">
-        <w:r>
-          <w:rPr>
-            <w:lang w:val="en_US" w:bidi="en_US"/>
-          </w:rPr>
-          <w:rPr>
-            <w:color w:val="0000EE"/>
-            <w:u w:val="single"/>
-          </w:rPr>
-          <w:t>2 Chronicles 29–30</w:t>
-        </w:r>
-      </w:hyperlink>
+      <w:r>
+        <w:rPr>
+          <w:lang w:val="en_US" w:bidi="en_US"/>
+        </w:rPr>
+        <w:t>2 Chronicles 29–30</w:t>
+      </w:r>
       <w:r>
         <w:rPr>
           <w:lang w:val="en_US" w:bidi="en_US"/>
@@ -2350,72 +2044,48 @@
         </w:rPr>
         <w:t>After Hezekiah began his rule, the Assyrians, led by Shalmaneser V and later Sargon II, defeated the northern kingdom. They deported its people and brought in foreigners in 722 BC. When Sargon II died in 705 BC, his son Sennacherib took power, causing widespread rebellion. Hezekiah stopped paying the tribute his father Ahaz had paid (</w:t>
       </w:r>
-      <w:hyperlink r:id="rId55">
-        <w:r>
-          <w:rPr>
-            <w:lang w:val="en_US" w:bidi="en_US"/>
-          </w:rPr>
-          <w:rPr>
-            <w:color w:val="0000EE"/>
-            <w:u w:val="single"/>
-          </w:rPr>
-          <w:t>2 Kings 18:7</w:t>
-        </w:r>
-      </w:hyperlink>
+      <w:r>
+        <w:rPr>
+          <w:lang w:val="en_US" w:bidi="en_US"/>
+        </w:rPr>
+        <w:t>2 Kings 18:7</w:t>
+      </w:r>
       <w:r>
         <w:rPr>
           <w:lang w:val="en_US" w:bidi="en_US"/>
         </w:rPr>
         <w:t xml:space="preserve">; see </w:t>
       </w:r>
-      <w:hyperlink r:id="rId56">
-        <w:r>
-          <w:rPr>
-            <w:lang w:val="en_US" w:bidi="en_US"/>
-          </w:rPr>
-          <w:rPr>
-            <w:color w:val="0000EE"/>
-            <w:u w:val="single"/>
-          </w:rPr>
-          <w:t>16:7</w:t>
-        </w:r>
-      </w:hyperlink>
+      <w:r>
+        <w:rPr>
+          <w:lang w:val="en_US" w:bidi="en_US"/>
+        </w:rPr>
+        <w:t>16:7</w:t>
+      </w:r>
       <w:r>
         <w:rPr>
           <w:lang w:val="en_US" w:bidi="en_US"/>
         </w:rPr>
         <w:t>). As a result, in 701 BC, Sennacherib invaded Judah. Hezekiah tried to appease the Assyrian ruler with a large tribute, but this failed. The Assyrian forces threatened Jerusalem and mocked Hezekiah's trust in the Lord (</w:t>
       </w:r>
-      <w:hyperlink r:id="rId57">
-        <w:r>
-          <w:rPr>
-            <w:lang w:val="en_US" w:bidi="en_US"/>
-          </w:rPr>
-          <w:rPr>
-            <w:color w:val="0000EE"/>
-            <w:u w:val="single"/>
-          </w:rPr>
-          <w:t>2 Kings 18:17–35</w:t>
-        </w:r>
-      </w:hyperlink>
+      <w:r>
+        <w:rPr>
+          <w:lang w:val="en_US" w:bidi="en_US"/>
+        </w:rPr>
+        <w:t>2 Kings 18:17–35</w:t>
+      </w:r>
       <w:r>
         <w:rPr>
           <w:lang w:val="en_US" w:bidi="en_US"/>
         </w:rPr>
         <w:t>). Hezekiah responded with mourning and prayer. The Lord, through the prophet Isaiah, assured Hezekiah that his prayers were heard and that Sennacherib would not conquer Jerusalem (</w:t>
       </w:r>
-      <w:hyperlink r:id="rId58">
-        <w:r>
-          <w:rPr>
-            <w:lang w:val="en_US" w:bidi="en_US"/>
-          </w:rPr>
-          <w:rPr>
-            <w:color w:val="0000EE"/>
-            <w:u w:val="single"/>
-          </w:rPr>
-          <w:t>2 Kings 19:1–34</w:t>
-        </w:r>
-      </w:hyperlink>
+      <w:r>
+        <w:rPr>
+          <w:lang w:val="en_US" w:bidi="en_US"/>
+        </w:rPr>
+        <w:t>2 Kings 19:1–34</w:t>
+      </w:r>
       <w:r>
         <w:rPr>
           <w:lang w:val="en_US" w:bidi="en_US"/>
@@ -2436,36 +2106,24 @@
         </w:rPr>
         <w:t>Around that time, Hezekiah became very ill (</w:t>
       </w:r>
-      <w:hyperlink r:id="rId59">
-        <w:r>
-          <w:rPr>
-            <w:lang w:val="en_US" w:bidi="en_US"/>
-          </w:rPr>
-          <w:rPr>
-            <w:color w:val="0000EE"/>
-            <w:u w:val="single"/>
-          </w:rPr>
-          <w:t>2 Kings 20:1–11</w:t>
-        </w:r>
-      </w:hyperlink>
+      <w:r>
+        <w:rPr>
+          <w:lang w:val="en_US" w:bidi="en_US"/>
+        </w:rPr>
+        <w:t>2 Kings 20:1–11</w:t>
+      </w:r>
       <w:r>
         <w:rPr>
           <w:lang w:val="en_US" w:bidi="en_US"/>
         </w:rPr>
         <w:t>). Isaiah told him to prepare for death, but Hezekiah prayed to the Lord for healing. The Lord promised him fifteen more years of life and deliverance from the Assyrians. After he recovered, Hezekiah unwisely hosted the Babylonian king Merodach-baladan in his palace. He showed him the temple treasures and sought support from Babylon instead of the Lord. Isaiah predicted that those treasures would be taken to Babylon (</w:t>
       </w:r>
-      <w:hyperlink r:id="rId60">
-        <w:r>
-          <w:rPr>
-            <w:lang w:val="en_US" w:bidi="en_US"/>
-          </w:rPr>
-          <w:rPr>
-            <w:color w:val="0000EE"/>
-            <w:u w:val="single"/>
-          </w:rPr>
-          <w:t>2 Kings 20:12–19</w:t>
-        </w:r>
-      </w:hyperlink>
+      <w:r>
+        <w:rPr>
+          <w:lang w:val="en_US" w:bidi="en_US"/>
+        </w:rPr>
+        <w:t>2 Kings 20:12–19</w:t>
+      </w:r>
       <w:r>
         <w:rPr>
           <w:lang w:val="en_US" w:bidi="en_US"/>
@@ -2509,54 +2167,36 @@
           <w:lang w:val="en_US" w:bidi="en_US"/>
         </w:rPr>
       </w:r>
-      <w:hyperlink r:id="rId61">
-        <w:r>
-          <w:rPr>
-            <w:lang w:val="en_US" w:bidi="en_US"/>
-          </w:rPr>
-          <w:rPr>
-            <w:color w:val="0000EE"/>
-            <w:u w:val="single"/>
-          </w:rPr>
-          <w:t>2 Kings 18:1–20:21</w:t>
-        </w:r>
-      </w:hyperlink>
+      <w:r>
+        <w:rPr>
+          <w:lang w:val="en_US" w:bidi="en_US"/>
+        </w:rPr>
+        <w:t>2 Kings 18:1–20:21</w:t>
+      </w:r>
       <w:r>
         <w:rPr>
           <w:lang w:val="en_US" w:bidi="en_US"/>
         </w:rPr>
         <w:t xml:space="preserve">; </w:t>
       </w:r>
-      <w:hyperlink r:id="rId62">
-        <w:r>
-          <w:rPr>
-            <w:lang w:val="en_US" w:bidi="en_US"/>
-          </w:rPr>
-          <w:rPr>
-            <w:color w:val="0000EE"/>
-            <w:u w:val="single"/>
-          </w:rPr>
-          <w:t>2 Chronicles 28:27–32:33</w:t>
-        </w:r>
-      </w:hyperlink>
+      <w:r>
+        <w:rPr>
+          <w:lang w:val="en_US" w:bidi="en_US"/>
+        </w:rPr>
+        <w:t>2 Chronicles 28:27–32:33</w:t>
+      </w:r>
       <w:r>
         <w:rPr>
           <w:lang w:val="en_US" w:bidi="en_US"/>
         </w:rPr>
         <w:t xml:space="preserve">; </w:t>
       </w:r>
-      <w:hyperlink r:id="rId63">
-        <w:r>
-          <w:rPr>
-            <w:lang w:val="en_US" w:bidi="en_US"/>
-          </w:rPr>
-          <w:rPr>
-            <w:color w:val="0000EE"/>
-            <w:u w:val="single"/>
-          </w:rPr>
-          <w:t>Isaiah 36:1–39:8</w:t>
-        </w:r>
-      </w:hyperlink>
+      <w:r>
+        <w:rPr>
+          <w:lang w:val="en_US" w:bidi="en_US"/>
+        </w:rPr>
+        <w:t>Isaiah 36:1–39:8</w:t>
+      </w:r>
       <w:r>
         <w:rPr>
           <w:lang w:val="en_US" w:bidi="en_US"/>
@@ -2633,144 +2273,96 @@
         </w:rPr>
         <w:t>Heth, the ancestor of the Hittites, is the second son of Canaan in the "table of nations" (</w:t>
       </w:r>
-      <w:hyperlink r:id="rId64">
-        <w:r>
-          <w:rPr>
-            <w:lang w:val="en_US" w:bidi="en_US"/>
-          </w:rPr>
-          <w:rPr>
-            <w:color w:val="0000EE"/>
-            <w:u w:val="single"/>
-          </w:rPr>
-          <w:t>Genesis 10:15</w:t>
-        </w:r>
-      </w:hyperlink>
+      <w:r>
+        <w:rPr>
+          <w:lang w:val="en_US" w:bidi="en_US"/>
+        </w:rPr>
+        <w:t>Genesis 10:15</w:t>
+      </w:r>
       <w:r>
         <w:rPr>
           <w:lang w:val="en_US" w:bidi="en_US"/>
         </w:rPr>
         <w:t xml:space="preserve">; see also </w:t>
       </w:r>
-      <w:hyperlink r:id="rId65">
-        <w:r>
-          <w:rPr>
-            <w:lang w:val="en_US" w:bidi="en_US"/>
-          </w:rPr>
-          <w:rPr>
-            <w:color w:val="0000EE"/>
-            <w:u w:val="single"/>
-          </w:rPr>
-          <w:t>1 Chronicles 1:13</w:t>
-        </w:r>
-      </w:hyperlink>
+      <w:r>
+        <w:rPr>
+          <w:lang w:val="en_US" w:bidi="en_US"/>
+        </w:rPr>
+        <w:t>1 Chronicles 1:13</w:t>
+      </w:r>
       <w:r>
         <w:rPr>
           <w:lang w:val="en_US" w:bidi="en_US"/>
         </w:rPr>
         <w:t xml:space="preserve"> and the footnote there). Most mentions of Heth's sons are in the story of Abraham buying the cave of Machpelah (</w:t>
       </w:r>
-      <w:hyperlink r:id="rId66">
-        <w:r>
-          <w:rPr>
-            <w:lang w:val="en_US" w:bidi="en_US"/>
-          </w:rPr>
-          <w:rPr>
-            <w:color w:val="0000EE"/>
-            <w:u w:val="single"/>
-          </w:rPr>
-          <w:t>Genesis 23</w:t>
-        </w:r>
-      </w:hyperlink>
+      <w:r>
+        <w:rPr>
+          <w:lang w:val="en_US" w:bidi="en_US"/>
+        </w:rPr>
+        <w:t>Genesis 23</w:t>
+      </w:r>
       <w:r>
         <w:rPr>
           <w:lang w:val="en_US" w:bidi="en_US"/>
         </w:rPr>
         <w:t>). Later, God told the Israelites to destroy all Hittites in the promised land (</w:t>
       </w:r>
-      <w:hyperlink r:id="rId67">
-        <w:r>
-          <w:rPr>
-            <w:lang w:val="en_US" w:bidi="en_US"/>
-          </w:rPr>
-          <w:rPr>
-            <w:color w:val="0000EE"/>
-            <w:u w:val="single"/>
-          </w:rPr>
-          <w:t>Deuteronomy 7:1–2</w:t>
-        </w:r>
-      </w:hyperlink>
+      <w:r>
+        <w:rPr>
+          <w:lang w:val="en_US" w:bidi="en_US"/>
+        </w:rPr>
+        <w:t>Deuteronomy 7:1–2</w:t>
+      </w:r>
       <w:r>
         <w:rPr>
           <w:lang w:val="en_US" w:bidi="en_US"/>
         </w:rPr>
         <w:t>). But the Israelites did not fully obey God (</w:t>
       </w:r>
-      <w:hyperlink r:id="rId68">
-        <w:r>
-          <w:rPr>
-            <w:lang w:val="en_US" w:bidi="en_US"/>
-          </w:rPr>
-          <w:rPr>
-            <w:color w:val="0000EE"/>
-            <w:u w:val="single"/>
-          </w:rPr>
-          <w:t>1 Kings 9:20–21</w:t>
-        </w:r>
-      </w:hyperlink>
+      <w:r>
+        <w:rPr>
+          <w:lang w:val="en_US" w:bidi="en_US"/>
+        </w:rPr>
+        <w:t>1 Kings 9:20–21</w:t>
+      </w:r>
       <w:r>
         <w:rPr>
           <w:lang w:val="en_US" w:bidi="en_US"/>
         </w:rPr>
         <w:t>). Some of David's best warriors were Hittites (</w:t>
       </w:r>
-      <w:hyperlink r:id="rId69">
-        <w:r>
-          <w:rPr>
-            <w:lang w:val="en_US" w:bidi="en_US"/>
-          </w:rPr>
-          <w:rPr>
-            <w:color w:val="0000EE"/>
-            <w:u w:val="single"/>
-          </w:rPr>
-          <w:t>1 Samuel 26:6</w:t>
-        </w:r>
-      </w:hyperlink>
+      <w:r>
+        <w:rPr>
+          <w:lang w:val="en_US" w:bidi="en_US"/>
+        </w:rPr>
+        <w:t>1 Samuel 26:6</w:t>
+      </w:r>
       <w:r>
         <w:rPr>
           <w:lang w:val="en_US" w:bidi="en_US"/>
         </w:rPr>
         <w:t xml:space="preserve">; </w:t>
       </w:r>
-      <w:hyperlink r:id="rId70">
-        <w:r>
-          <w:rPr>
-            <w:lang w:val="en_US" w:bidi="en_US"/>
-          </w:rPr>
-          <w:rPr>
-            <w:color w:val="0000EE"/>
-            <w:u w:val="single"/>
-          </w:rPr>
-          <w:t>2 Samuel 11–12</w:t>
-        </w:r>
-      </w:hyperlink>
+      <w:r>
+        <w:rPr>
+          <w:lang w:val="en_US" w:bidi="en_US"/>
+        </w:rPr>
+        <w:t>2 Samuel 11–12</w:t>
+      </w:r>
       <w:r>
         <w:rPr>
           <w:lang w:val="en_US" w:bidi="en_US"/>
         </w:rPr>
         <w:t>). Solomon traded with Hittite kings (</w:t>
       </w:r>
-      <w:hyperlink r:id="rId71">
-        <w:r>
-          <w:rPr>
-            <w:lang w:val="en_US" w:bidi="en_US"/>
-          </w:rPr>
-          <w:rPr>
-            <w:color w:val="0000EE"/>
-            <w:u w:val="single"/>
-          </w:rPr>
-          <w:t>1 Kings 10:29–11:1</w:t>
-        </w:r>
-      </w:hyperlink>
+      <w:r>
+        <w:rPr>
+          <w:lang w:val="en_US" w:bidi="en_US"/>
+        </w:rPr>
+        <w:t>1 Kings 10:29–11:1</w:t>
+      </w:r>
       <w:r>
         <w:rPr>
           <w:lang w:val="en_US" w:bidi="en_US"/>
@@ -2800,126 +2392,84 @@
           <w:lang w:val="en_US" w:bidi="en_US"/>
         </w:rPr>
       </w:r>
-      <w:hyperlink r:id="rId72">
-        <w:r>
-          <w:rPr>
-            <w:lang w:val="en_US" w:bidi="en_US"/>
-          </w:rPr>
-          <w:rPr>
-            <w:color w:val="0000EE"/>
-            <w:u w:val="single"/>
-          </w:rPr>
-          <w:t>Genesis 23:3–20</w:t>
-        </w:r>
-      </w:hyperlink>
+      <w:r>
+        <w:rPr>
+          <w:lang w:val="en_US" w:bidi="en_US"/>
+        </w:rPr>
+        <w:t>Genesis 23:3–20</w:t>
+      </w:r>
       <w:r>
         <w:rPr>
           <w:lang w:val="en_US" w:bidi="en_US"/>
         </w:rPr>
         <w:t xml:space="preserve">; </w:t>
       </w:r>
-      <w:hyperlink r:id="rId73">
-        <w:r>
-          <w:rPr>
-            <w:lang w:val="en_US" w:bidi="en_US"/>
-          </w:rPr>
-          <w:rPr>
-            <w:color w:val="0000EE"/>
-            <w:u w:val="single"/>
-          </w:rPr>
-          <w:t>26:34–35</w:t>
-        </w:r>
-      </w:hyperlink>
+      <w:r>
+        <w:rPr>
+          <w:lang w:val="en_US" w:bidi="en_US"/>
+        </w:rPr>
+        <w:t>26:34–35</w:t>
+      </w:r>
       <w:r>
         <w:rPr>
           <w:lang w:val="en_US" w:bidi="en_US"/>
         </w:rPr>
         <w:t xml:space="preserve">; </w:t>
       </w:r>
-      <w:hyperlink r:id="rId74">
-        <w:r>
-          <w:rPr>
-            <w:lang w:val="en_US" w:bidi="en_US"/>
-          </w:rPr>
-          <w:rPr>
-            <w:color w:val="0000EE"/>
-            <w:u w:val="single"/>
-          </w:rPr>
-          <w:t>27:46–28:2</w:t>
-        </w:r>
-      </w:hyperlink>
+      <w:r>
+        <w:rPr>
+          <w:lang w:val="en_US" w:bidi="en_US"/>
+        </w:rPr>
+        <w:t>27:46–28:2</w:t>
+      </w:r>
       <w:r>
         <w:rPr>
           <w:lang w:val="en_US" w:bidi="en_US"/>
         </w:rPr>
         <w:t xml:space="preserve">; </w:t>
       </w:r>
-      <w:hyperlink r:id="rId75">
-        <w:r>
-          <w:rPr>
-            <w:lang w:val="en_US" w:bidi="en_US"/>
-          </w:rPr>
-          <w:rPr>
-            <w:color w:val="0000EE"/>
-            <w:u w:val="single"/>
-          </w:rPr>
-          <w:t>Deuteronomy 7:1</w:t>
-        </w:r>
-      </w:hyperlink>
+      <w:r>
+        <w:rPr>
+          <w:lang w:val="en_US" w:bidi="en_US"/>
+        </w:rPr>
+        <w:t>Deuteronomy 7:1</w:t>
+      </w:r>
       <w:r>
         <w:rPr>
           <w:lang w:val="en_US" w:bidi="en_US"/>
         </w:rPr>
         <w:t xml:space="preserve">; </w:t>
       </w:r>
-      <w:hyperlink r:id="rId69">
-        <w:r>
-          <w:rPr>
-            <w:lang w:val="en_US" w:bidi="en_US"/>
-          </w:rPr>
-          <w:rPr>
-            <w:color w:val="0000EE"/>
-            <w:u w:val="single"/>
-          </w:rPr>
-          <w:t>1 Samuel 26:6</w:t>
-        </w:r>
-      </w:hyperlink>
+      <w:r>
+        <w:rPr>
+          <w:lang w:val="en_US" w:bidi="en_US"/>
+        </w:rPr>
+        <w:t>1 Samuel 26:6</w:t>
+      </w:r>
       <w:r>
         <w:rPr>
           <w:lang w:val="en_US" w:bidi="en_US"/>
         </w:rPr>
         <w:t xml:space="preserve">; </w:t>
       </w:r>
-      <w:hyperlink r:id="rId76">
-        <w:r>
-          <w:rPr>
-            <w:lang w:val="en_US" w:bidi="en_US"/>
-          </w:rPr>
-          <w:rPr>
-            <w:color w:val="0000EE"/>
-            <w:u w:val="single"/>
-          </w:rPr>
-          <w:t>2 Samuel 11:2–27</w:t>
-        </w:r>
-      </w:hyperlink>
+      <w:r>
+        <w:rPr>
+          <w:lang w:val="en_US" w:bidi="en_US"/>
+        </w:rPr>
+        <w:t>2 Samuel 11:2–27</w:t>
+      </w:r>
       <w:r>
         <w:rPr>
           <w:lang w:val="en_US" w:bidi="en_US"/>
         </w:rPr>
         <w:t xml:space="preserve">; </w:t>
       </w:r>
-      <w:hyperlink r:id="rId77">
-        <w:r>
-          <w:rPr>
-            <w:lang w:val="en_US" w:bidi="en_US"/>
-          </w:rPr>
-          <w:rPr>
-            <w:color w:val="0000EE"/>
-            <w:u w:val="single"/>
-          </w:rPr>
-          <w:t>1 Kings 9:20</w:t>
-        </w:r>
-      </w:hyperlink>
+      <w:r>
+        <w:rPr>
+          <w:lang w:val="en_US" w:bidi="en_US"/>
+        </w:rPr>
+        <w:t>1 Kings 9:20</w:t>
+      </w:r>
       <w:r>
         <w:rPr>
           <w:lang w:val="en_US" w:bidi="en_US"/>
